--- a/XRComm_FCS_platform/XRComm_8T8R_hello_world/8T8R_Dev_Guide.docx
+++ b/XRComm_FCS_platform/XRComm_8T8R_hello_world/8T8R_Dev_Guide.docx
@@ -615,7 +615,7 @@
           <w:bCs/>
           <w:b/>
         </w:rPr>
-        <w:t xml:space="preserve">Terminal 1 (FlexServer):</w:t>
+        <w:t xml:space="preserve">Terminal 1 (FlexCompute Server):</w:t>
       </w:r>
       <w:r>
         <w:t xml:space="preserve"> </w:t>
@@ -665,7 +665,7 @@
           <w:bCs/>
           <w:b/>
         </w:rPr>
-        <w:t xml:space="preserve">Terminal 2 (FlexServer):</w:t>
+        <w:t xml:space="preserve">Terminal 2 (FlexCompute Server):</w:t>
       </w:r>
       <w:r>
         <w:t xml:space="preserve"> </w:t>
